--- a/docs/03-stack.docx
+++ b/docs/03-stack.docx
@@ -1,9 +1,10 @@
 
 <file path=word/document.xml><?xml version="1.0" encoding="utf-8"?>
-<w:document xmlns:wpc="http://schemas.microsoft.com/office/word/2010/wordprocessingCanvas" xmlns:cx="http://schemas.microsoft.com/office/drawing/2014/chartex" xmlns:cx1="http://schemas.microsoft.com/office/drawing/2015/9/8/chartex" xmlns:cx2="http://schemas.microsoft.com/office/drawing/2015/10/21/chartex" xmlns:cx3="http://schemas.microsoft.com/office/drawing/2016/5/9/chartex" xmlns:cx4="http://schemas.microsoft.com/office/drawing/2016/5/10/chartex" xmlns:cx5="http://schemas.microsoft.com/office/drawing/2016/5/11/chartex" xmlns:cx6="http://schemas.microsoft.com/office/drawing/2016/5/12/chartex" xmlns:cx7="http://schemas.microsoft.com/office/drawing/2016/5/13/chartex" xmlns:cx8="http://schemas.microsoft.com/office/drawing/2016/5/14/chartex" xmlns:mc="http://schemas.openxmlformats.org/markup-compatibility/2006" xmlns:aink="http://schemas.microsoft.com/office/drawing/2016/ink" xmlns:am3d="http://schemas.microsoft.com/office/drawing/2017/model3d" xmlns:o="urn:schemas-microsoft-com:office:office" xmlns:oel="http://schemas.microsoft.com/office/2019/extlst" xmlns:r="http://schemas.openxmlformats.org/officeDocument/2006/relationships" xmlns:m="http://schemas.openxmlformats.org/officeDocument/2006/math" xmlns:v="urn:schemas-microsoft-com:vml" xmlns:wp14="http://schemas.microsoft.com/office/word/2010/wordprocessingDrawing" xmlns:wp="http://schemas.openxmlformats.org/drawingml/2006/wordprocessingDrawing" xmlns:w10="urn:schemas-microsoft-com:office:word" xmlns:w="http://schemas.openxmlformats.org/wordprocessingml/2006/main" xmlns:w14="http://schemas.microsoft.com/office/word/2010/wordml" xmlns:w15="http://schemas.microsoft.com/office/word/2012/wordml" xmlns:w16cex="http://schemas.microsoft.com/office/word/2018/wordml/cex" xmlns:w16cid="http://schemas.microsoft.com/office/word/2016/wordml/cid" xmlns:w16="http://schemas.microsoft.com/office/word/2018/wordml" xmlns:w16sdtdh="http://schemas.microsoft.com/office/word/2020/wordml/sdtdatahash" xmlns:w16se="http://schemas.microsoft.com/office/word/2015/wordml/symex" xmlns:wpg="http://schemas.microsoft.com/office/word/2010/wordprocessingGroup" xmlns:wpi="http://schemas.microsoft.com/office/word/2010/wordprocessingInk" xmlns:wne="http://schemas.microsoft.com/office/word/2006/wordml" xmlns:wps="http://schemas.microsoft.com/office/word/2010/wordprocessingShape" mc:Ignorable="w14 w15 w16se w16cid w16 w16cex w16sdtdh wp14">
+<w:document xmlns:wpc="http://schemas.microsoft.com/office/word/2010/wordprocessingCanvas" xmlns:cx="http://schemas.microsoft.com/office/drawing/2014/chartex" xmlns:cx1="http://schemas.microsoft.com/office/drawing/2015/9/8/chartex" xmlns:cx2="http://schemas.microsoft.com/office/drawing/2015/10/21/chartex" xmlns:cx3="http://schemas.microsoft.com/office/drawing/2016/5/9/chartex" xmlns:cx4="http://schemas.microsoft.com/office/drawing/2016/5/10/chartex" xmlns:cx5="http://schemas.microsoft.com/office/drawing/2016/5/11/chartex" xmlns:cx6="http://schemas.microsoft.com/office/drawing/2016/5/12/chartex" xmlns:cx7="http://schemas.microsoft.com/office/drawing/2016/5/13/chartex" xmlns:cx8="http://schemas.microsoft.com/office/drawing/2016/5/14/chartex" xmlns:mc="http://schemas.openxmlformats.org/markup-compatibility/2006" xmlns:aink="http://schemas.microsoft.com/office/drawing/2016/ink" xmlns:am3d="http://schemas.microsoft.com/office/drawing/2017/model3d" xmlns:o="urn:schemas-microsoft-com:office:office" xmlns:r="http://schemas.openxmlformats.org/officeDocument/2006/relationships" xmlns:m="http://schemas.openxmlformats.org/officeDocument/2006/math" xmlns:v="urn:schemas-microsoft-com:vml" xmlns:wp14="http://schemas.microsoft.com/office/word/2010/wordprocessingDrawing" xmlns:wp="http://schemas.openxmlformats.org/drawingml/2006/wordprocessingDrawing" xmlns:w10="urn:schemas-microsoft-com:office:word" xmlns:w="http://schemas.openxmlformats.org/wordprocessingml/2006/main" xmlns:w14="http://schemas.microsoft.com/office/word/2010/wordml" xmlns:w15="http://schemas.microsoft.com/office/word/2012/wordml" xmlns:w16cex="http://schemas.microsoft.com/office/word/2018/wordml/cex" xmlns:w16cid="http://schemas.microsoft.com/office/word/2016/wordml/cid" xmlns:w16="http://schemas.microsoft.com/office/word/2018/wordml" xmlns:w16sdtdh="http://schemas.microsoft.com/office/word/2020/wordml/sdtdatahash" xmlns:w16se="http://schemas.microsoft.com/office/word/2015/wordml/symex" xmlns:wpg="http://schemas.microsoft.com/office/word/2010/wordprocessingGroup" xmlns:wpi="http://schemas.microsoft.com/office/word/2010/wordprocessingInk" xmlns:wne="http://schemas.microsoft.com/office/word/2006/wordml" xmlns:wps="http://schemas.microsoft.com/office/word/2010/wordprocessingShape" mc:Ignorable="w14 w15 w16se w16cid w16 w16cex w16sdtdh wp14">
   <w:body>
     <w:p>
       <w:pPr>
+        <w:jc w:val="center"/>
         <w:rPr>
           <w:sz w:val="28"/>
           <w:szCs w:val="32"/>
@@ -891,10 +892,10 @@
     </w:p>
     <w:p>
       <w:pPr>
-        <w:rPr>
-          <w:sz w:val="28"/>
-          <w:szCs w:val="32"/>
-          <w:lang w:val="en-US"/>
+        <w:jc w:val="center"/>
+        <w:rPr>
+          <w:sz w:val="28"/>
+          <w:szCs w:val="32"/>
         </w:rPr>
       </w:pPr>
       <w:r>
@@ -910,7 +911,6 @@
         <w:rPr>
           <w:sz w:val="28"/>
           <w:szCs w:val="32"/>
-          <w:lang w:val="en-US"/>
         </w:rPr>
       </w:pPr>
       <w:r>
@@ -924,7 +924,6 @@
         <w:rPr>
           <w:sz w:val="28"/>
           <w:szCs w:val="32"/>
-          <w:lang w:val="en-US"/>
         </w:rPr>
         <w:t xml:space="preserve">: </w:t>
       </w:r>
@@ -942,9 +941,16 @@
         <w:rPr>
           <w:sz w:val="28"/>
           <w:szCs w:val="32"/>
+        </w:rPr>
+        <w:t xml:space="preserve"> </w:t>
+      </w:r>
+      <w:r>
+        <w:rPr>
+          <w:sz w:val="28"/>
+          <w:szCs w:val="32"/>
           <w:lang w:val="en-US"/>
         </w:rPr>
-        <w:t xml:space="preserve"> Auth</w:t>
+        <w:t>Auth</w:t>
       </w:r>
     </w:p>
     <w:p>
@@ -966,16 +972,29 @@
         <w:rPr>
           <w:sz w:val="28"/>
           <w:szCs w:val="32"/>
-          <w:lang w:val="en-US"/>
-        </w:rPr>
-        <w:t xml:space="preserve">: </w:t>
+        </w:rPr>
+        <w:t>:</w:t>
       </w:r>
       <w:r>
         <w:rPr>
           <w:sz w:val="28"/>
           <w:szCs w:val="32"/>
         </w:rPr>
-        <w:t>пользователи, задания, выполнения</w:t>
+        <w:t xml:space="preserve"> </w:t>
+      </w:r>
+      <w:r>
+        <w:rPr>
+          <w:sz w:val="28"/>
+          <w:szCs w:val="32"/>
+        </w:rPr>
+        <w:t>П</w:t>
+      </w:r>
+      <w:r>
+        <w:rPr>
+          <w:sz w:val="28"/>
+          <w:szCs w:val="32"/>
+        </w:rPr>
+        <w:t>ользователи, задания, выполнения</w:t>
       </w:r>
     </w:p>
     <w:p>
@@ -998,7 +1017,22 @@
           <w:szCs w:val="32"/>
           <w:lang w:val="en-US"/>
         </w:rPr>
-        <w:t>Edge Function</w:t>
+        <w:t>Edge</w:t>
+      </w:r>
+      <w:r>
+        <w:rPr>
+          <w:sz w:val="28"/>
+          <w:szCs w:val="32"/>
+        </w:rPr>
+        <w:t xml:space="preserve"> </w:t>
+      </w:r>
+      <w:r>
+        <w:rPr>
+          <w:sz w:val="28"/>
+          <w:szCs w:val="32"/>
+          <w:lang w:val="en-US"/>
+        </w:rPr>
+        <w:t>Function</w:t>
       </w:r>
     </w:p>
     <w:p>
@@ -1023,13 +1057,28 @@
           <w:szCs w:val="32"/>
         </w:rPr>
       </w:pPr>
+      <w:r>
+        <w:rPr>
+          <w:sz w:val="28"/>
+          <w:szCs w:val="32"/>
+        </w:rPr>
+        <w:t>Отклик меньше 5 секунд</w:t>
+      </w:r>
     </w:p>
     <w:p>
       <w:pPr>
         <w:rPr>
           <w:sz w:val="28"/>
           <w:szCs w:val="32"/>
-          <w:lang w:val="en-US"/>
+        </w:rPr>
+      </w:pPr>
+    </w:p>
+    <w:p>
+      <w:pPr>
+        <w:jc w:val="center"/>
+        <w:rPr>
+          <w:sz w:val="28"/>
+          <w:szCs w:val="32"/>
         </w:rPr>
       </w:pPr>
       <w:r>
@@ -1045,7 +1094,6 @@
         <w:rPr>
           <w:sz w:val="28"/>
           <w:szCs w:val="32"/>
-          <w:lang w:val="en-US"/>
         </w:rPr>
       </w:pPr>
       <w:r>
@@ -1061,7 +1109,14 @@
           <w:szCs w:val="32"/>
           <w:lang w:val="en-US"/>
         </w:rPr>
-        <w:t xml:space="preserve">Android, </w:t>
+        <w:t>Android</w:t>
+      </w:r>
+      <w:r>
+        <w:rPr>
+          <w:sz w:val="28"/>
+          <w:szCs w:val="32"/>
+        </w:rPr>
+        <w:t xml:space="preserve">, </w:t>
       </w:r>
       <w:proofErr w:type="spellStart"/>
       <w:r>
@@ -1077,7 +1132,6 @@
         <w:rPr>
           <w:sz w:val="28"/>
           <w:szCs w:val="32"/>
-          <w:lang w:val="en-US"/>
         </w:rPr>
         <w:t xml:space="preserve"> 26, </w:t>
       </w:r>
@@ -1095,7 +1149,6 @@
         <w:rPr>
           <w:sz w:val="28"/>
           <w:szCs w:val="32"/>
-          <w:lang w:val="en-US"/>
         </w:rPr>
         <w:t xml:space="preserve"> 37</w:t>
       </w:r>
@@ -1120,7 +1173,14 @@
           <w:szCs w:val="32"/>
           <w:lang w:val="en-US"/>
         </w:rPr>
-        <w:t xml:space="preserve">HTTPS, </w:t>
+        <w:t>HTTPS</w:t>
+      </w:r>
+      <w:r>
+        <w:rPr>
+          <w:sz w:val="28"/>
+          <w:szCs w:val="32"/>
+        </w:rPr>
+        <w:t xml:space="preserve">, </w:t>
       </w:r>
       <w:r>
         <w:rPr>
@@ -1175,6 +1235,1075 @@
         <w:t>Разрешения: камера, галерея, геолокация</w:t>
       </w:r>
     </w:p>
+    <w:p>
+      <w:pPr>
+        <w:rPr>
+          <w:sz w:val="28"/>
+          <w:szCs w:val="32"/>
+        </w:rPr>
+      </w:pPr>
+    </w:p>
+    <w:p>
+      <w:pPr>
+        <w:jc w:val="center"/>
+        <w:rPr>
+          <w:sz w:val="28"/>
+          <w:szCs w:val="32"/>
+        </w:rPr>
+      </w:pPr>
+      <w:r>
+        <w:rPr>
+          <w:sz w:val="28"/>
+          <w:szCs w:val="32"/>
+        </w:rPr>
+        <w:t>Риски:</w:t>
+      </w:r>
+    </w:p>
+    <w:tbl>
+      <w:tblPr>
+        <w:tblStyle w:val="ac"/>
+        <w:tblW w:w="0" w:type="auto"/>
+        <w:tblLook w:val="04A0" w:firstRow="1" w:lastRow="0" w:firstColumn="1" w:lastColumn="0" w:noHBand="0" w:noVBand="1"/>
+      </w:tblPr>
+      <w:tblGrid>
+        <w:gridCol w:w="2336"/>
+        <w:gridCol w:w="2054"/>
+        <w:gridCol w:w="2126"/>
+        <w:gridCol w:w="2829"/>
+      </w:tblGrid>
+      <w:tr>
+        <w:tc>
+          <w:tcPr>
+            <w:tcW w:w="2336" w:type="dxa"/>
+          </w:tcPr>
+          <w:p>
+            <w:r>
+              <w:rPr>
+                <w:rFonts w:hint="cs"/>
+              </w:rPr>
+              <w:t>Риск</w:t>
+            </w:r>
+          </w:p>
+        </w:tc>
+        <w:tc>
+          <w:tcPr>
+            <w:tcW w:w="2054" w:type="dxa"/>
+          </w:tcPr>
+          <w:p>
+            <w:r>
+              <w:rPr>
+                <w:rFonts w:hint="cs"/>
+              </w:rPr>
+              <w:t>Вероятность</w:t>
+            </w:r>
+          </w:p>
+        </w:tc>
+        <w:tc>
+          <w:tcPr>
+            <w:tcW w:w="2126" w:type="dxa"/>
+          </w:tcPr>
+          <w:p>
+            <w:r>
+              <w:rPr>
+                <w:rFonts w:hint="cs"/>
+              </w:rPr>
+              <w:t>Влияние</w:t>
+            </w:r>
+          </w:p>
+        </w:tc>
+        <w:tc>
+          <w:tcPr>
+            <w:tcW w:w="2829" w:type="dxa"/>
+          </w:tcPr>
+          <w:p>
+            <w:r>
+              <w:t>Решение</w:t>
+            </w:r>
+          </w:p>
+        </w:tc>
+      </w:tr>
+      <w:tr>
+        <w:tc>
+          <w:tcPr>
+            <w:tcW w:w="2336" w:type="dxa"/>
+          </w:tcPr>
+          <w:p>
+            <w:r>
+              <w:rPr>
+                <w:rFonts w:hint="cs"/>
+              </w:rPr>
+              <w:t>Стоимость</w:t>
+            </w:r>
+            <w:r>
+              <w:t xml:space="preserve"> </w:t>
+            </w:r>
+            <w:proofErr w:type="spellStart"/>
+            <w:r>
+              <w:t>Gemini</w:t>
+            </w:r>
+            <w:proofErr w:type="spellEnd"/>
+            <w:r>
+              <w:t xml:space="preserve"> </w:t>
+            </w:r>
+            <w:r>
+              <w:rPr>
+                <w:rFonts w:hint="cs"/>
+              </w:rPr>
+              <w:t>превысит</w:t>
+            </w:r>
+            <w:r>
+              <w:t xml:space="preserve"> </w:t>
+            </w:r>
+            <w:r>
+              <w:rPr>
+                <w:rFonts w:hint="cs"/>
+              </w:rPr>
+              <w:t>бюджет</w:t>
+            </w:r>
+          </w:p>
+        </w:tc>
+        <w:tc>
+          <w:tcPr>
+            <w:tcW w:w="2054" w:type="dxa"/>
+          </w:tcPr>
+          <w:p>
+            <w:r>
+              <w:rPr>
+                <w:rFonts w:hint="cs"/>
+              </w:rPr>
+              <w:t>Средняя</w:t>
+            </w:r>
+          </w:p>
+        </w:tc>
+        <w:tc>
+          <w:tcPr>
+            <w:tcW w:w="2126" w:type="dxa"/>
+          </w:tcPr>
+          <w:p>
+            <w:r>
+              <w:rPr>
+                <w:rFonts w:hint="cs"/>
+              </w:rPr>
+              <w:t>Среднее</w:t>
+            </w:r>
+          </w:p>
+        </w:tc>
+        <w:tc>
+          <w:tcPr>
+            <w:tcW w:w="2829" w:type="dxa"/>
+          </w:tcPr>
+          <w:p>
+            <w:r>
+              <w:t xml:space="preserve">Flash-Lite </w:t>
+            </w:r>
+            <w:r>
+              <w:rPr>
+                <w:rFonts w:hint="cs"/>
+              </w:rPr>
+              <w:t>для</w:t>
+            </w:r>
+            <w:r>
+              <w:t xml:space="preserve"> MVP; </w:t>
+            </w:r>
+            <w:r>
+              <w:rPr>
+                <w:rFonts w:hint="cs"/>
+              </w:rPr>
+              <w:t>кэш</w:t>
+            </w:r>
+            <w:r>
+              <w:t xml:space="preserve"> </w:t>
+            </w:r>
+            <w:r>
+              <w:rPr>
+                <w:rFonts w:hint="cs"/>
+              </w:rPr>
+              <w:t>результатов</w:t>
+            </w:r>
+            <w:r>
+              <w:t xml:space="preserve">; </w:t>
+            </w:r>
+            <w:r>
+              <w:rPr>
+                <w:rFonts w:hint="cs"/>
+              </w:rPr>
+              <w:t>лимит</w:t>
+            </w:r>
+            <w:r>
+              <w:t xml:space="preserve"> </w:t>
+            </w:r>
+            <w:r>
+              <w:rPr>
+                <w:rFonts w:hint="cs"/>
+              </w:rPr>
+              <w:t>запросов</w:t>
+            </w:r>
+            <w:r>
+              <w:t xml:space="preserve"> </w:t>
+            </w:r>
+            <w:r>
+              <w:rPr>
+                <w:rFonts w:hint="cs"/>
+              </w:rPr>
+              <w:t>на</w:t>
+            </w:r>
+            <w:r>
+              <w:t xml:space="preserve"> </w:t>
+            </w:r>
+            <w:r>
+              <w:rPr>
+                <w:rFonts w:hint="cs"/>
+              </w:rPr>
+              <w:t>пользователя</w:t>
+            </w:r>
+            <w:r>
+              <w:t xml:space="preserve"> </w:t>
+            </w:r>
+            <w:r>
+              <w:rPr>
+                <w:rFonts w:hint="cs"/>
+              </w:rPr>
+              <w:t>в</w:t>
+            </w:r>
+            <w:r>
+              <w:t xml:space="preserve"> </w:t>
+            </w:r>
+            <w:r>
+              <w:rPr>
+                <w:rFonts w:hint="cs"/>
+              </w:rPr>
+              <w:t>день</w:t>
+            </w:r>
+            <w:r>
+              <w:t>.</w:t>
+            </w:r>
+          </w:p>
+        </w:tc>
+      </w:tr>
+      <w:tr>
+        <w:tc>
+          <w:tcPr>
+            <w:tcW w:w="2336" w:type="dxa"/>
+          </w:tcPr>
+          <w:p>
+            <w:r>
+              <w:rPr>
+                <w:lang w:val="en-US"/>
+              </w:rPr>
+              <w:t>Gemini</w:t>
+            </w:r>
+            <w:r>
+              <w:t xml:space="preserve"> не будет работать в РФ</w:t>
+            </w:r>
+          </w:p>
+        </w:tc>
+        <w:tc>
+          <w:tcPr>
+            <w:tcW w:w="2054" w:type="dxa"/>
+          </w:tcPr>
+          <w:p>
+            <w:pPr>
+              <w:rPr>
+                <w:rFonts w:hint="cs"/>
+              </w:rPr>
+            </w:pPr>
+            <w:r>
+              <w:t>Средняя-высокая</w:t>
+            </w:r>
+          </w:p>
+        </w:tc>
+        <w:tc>
+          <w:tcPr>
+            <w:tcW w:w="2126" w:type="dxa"/>
+          </w:tcPr>
+          <w:p>
+            <w:pPr>
+              <w:rPr>
+                <w:rFonts w:hint="cs"/>
+              </w:rPr>
+            </w:pPr>
+            <w:r>
+              <w:t>Высокое-максимальное</w:t>
+            </w:r>
+          </w:p>
+        </w:tc>
+        <w:tc>
+          <w:tcPr>
+            <w:tcW w:w="2829" w:type="dxa"/>
+          </w:tcPr>
+          <w:p>
+            <w:r>
+              <w:t>Использовать другую нейросеть с похожим функционалом</w:t>
+            </w:r>
+          </w:p>
+        </w:tc>
+      </w:tr>
+      <w:tr>
+        <w:tc>
+          <w:tcPr>
+            <w:tcW w:w="2336" w:type="dxa"/>
+          </w:tcPr>
+          <w:p>
+            <w:proofErr w:type="spellStart"/>
+            <w:r>
+              <w:t>VKCloud</w:t>
+            </w:r>
+            <w:proofErr w:type="spellEnd"/>
+            <w:r>
+              <w:t xml:space="preserve"> Vision </w:t>
+            </w:r>
+            <w:r>
+              <w:rPr>
+                <w:rFonts w:hint="cs"/>
+              </w:rPr>
+              <w:t>не</w:t>
+            </w:r>
+            <w:r>
+              <w:t xml:space="preserve"> </w:t>
+            </w:r>
+            <w:r>
+              <w:rPr>
+                <w:rFonts w:hint="cs"/>
+              </w:rPr>
+              <w:t>даёт</w:t>
+            </w:r>
+            <w:r>
+              <w:t xml:space="preserve"> </w:t>
+            </w:r>
+            <w:r>
+              <w:rPr>
+                <w:rFonts w:hint="cs"/>
+              </w:rPr>
+              <w:t>семантическую</w:t>
+            </w:r>
+            <w:r>
+              <w:t xml:space="preserve"> </w:t>
+            </w:r>
+            <w:r>
+              <w:rPr>
+                <w:rFonts w:hint="cs"/>
+              </w:rPr>
+              <w:t>проверку</w:t>
+            </w:r>
+          </w:p>
+        </w:tc>
+        <w:tc>
+          <w:tcPr>
+            <w:tcW w:w="2054" w:type="dxa"/>
+          </w:tcPr>
+          <w:p>
+            <w:r>
+              <w:rPr>
+                <w:rFonts w:hint="cs"/>
+              </w:rPr>
+              <w:t>Высокая</w:t>
+            </w:r>
+            <w:r>
+              <w:t xml:space="preserve"> (</w:t>
+            </w:r>
+            <w:r>
+              <w:rPr>
+                <w:rFonts w:hint="cs"/>
+              </w:rPr>
+              <w:t>факт</w:t>
+            </w:r>
+            <w:r>
+              <w:t>)</w:t>
+            </w:r>
+          </w:p>
+        </w:tc>
+        <w:tc>
+          <w:tcPr>
+            <w:tcW w:w="2126" w:type="dxa"/>
+          </w:tcPr>
+          <w:p>
+            <w:r>
+              <w:rPr>
+                <w:rFonts w:hint="cs"/>
+              </w:rPr>
+              <w:t>Среднее</w:t>
+            </w:r>
+          </w:p>
+        </w:tc>
+        <w:tc>
+          <w:tcPr>
+            <w:tcW w:w="2829" w:type="dxa"/>
+          </w:tcPr>
+          <w:p>
+            <w:r>
+              <w:t xml:space="preserve">Vision </w:t>
+            </w:r>
+            <w:r>
+              <w:rPr>
+                <w:rFonts w:hint="cs"/>
+              </w:rPr>
+              <w:t>—</w:t>
+            </w:r>
+            <w:r>
+              <w:t xml:space="preserve"> </w:t>
+            </w:r>
+            <w:r>
+              <w:rPr>
+                <w:rFonts w:hint="cs"/>
+              </w:rPr>
+              <w:t>только</w:t>
+            </w:r>
+            <w:r>
+              <w:t xml:space="preserve"> </w:t>
+            </w:r>
+            <w:r>
+              <w:rPr>
+                <w:rFonts w:hint="cs"/>
+              </w:rPr>
+              <w:t>пре</w:t>
+            </w:r>
+            <w:r>
+              <w:t>-</w:t>
+            </w:r>
+            <w:r>
+              <w:rPr>
+                <w:rFonts w:hint="cs"/>
+              </w:rPr>
+              <w:t>фильтр</w:t>
+            </w:r>
+            <w:r>
+              <w:t xml:space="preserve">; </w:t>
+            </w:r>
+            <w:r>
+              <w:rPr>
+                <w:rFonts w:hint="cs"/>
+              </w:rPr>
+              <w:t>финальное</w:t>
+            </w:r>
+            <w:r>
+              <w:t xml:space="preserve"> </w:t>
+            </w:r>
+            <w:r>
+              <w:rPr>
+                <w:rFonts w:hint="cs"/>
+              </w:rPr>
+              <w:t>решение</w:t>
+            </w:r>
+            <w:r>
+              <w:t xml:space="preserve"> </w:t>
+            </w:r>
+            <w:r>
+              <w:rPr>
+                <w:rFonts w:hint="cs"/>
+              </w:rPr>
+              <w:t>—</w:t>
+            </w:r>
+            <w:r>
+              <w:t xml:space="preserve"> </w:t>
+            </w:r>
+            <w:proofErr w:type="spellStart"/>
+            <w:r>
+              <w:t>Gemini</w:t>
+            </w:r>
+            <w:proofErr w:type="spellEnd"/>
+            <w:r>
+              <w:t>.</w:t>
+            </w:r>
+          </w:p>
+          <w:p>
+            <w:r>
+              <w:t>И</w:t>
+            </w:r>
+            <w:r>
+              <w:rPr>
+                <w:rFonts w:hint="cs"/>
+              </w:rPr>
+              <w:t>с</w:t>
+            </w:r>
+            <w:r>
+              <w:t>пользование одной нейросети</w:t>
+            </w:r>
+          </w:p>
+        </w:tc>
+      </w:tr>
+      <w:tr>
+        <w:tc>
+          <w:tcPr>
+            <w:tcW w:w="2336" w:type="dxa"/>
+          </w:tcPr>
+          <w:p>
+            <w:r>
+              <w:rPr>
+                <w:rFonts w:hint="cs"/>
+              </w:rPr>
+              <w:t>Лимиты</w:t>
+            </w:r>
+            <w:r>
+              <w:t xml:space="preserve"> </w:t>
+            </w:r>
+            <w:proofErr w:type="spellStart"/>
+            <w:r>
+              <w:t>Supabase</w:t>
+            </w:r>
+            <w:proofErr w:type="spellEnd"/>
+          </w:p>
+        </w:tc>
+        <w:tc>
+          <w:tcPr>
+            <w:tcW w:w="2054" w:type="dxa"/>
+          </w:tcPr>
+          <w:p>
+            <w:r>
+              <w:rPr>
+                <w:rFonts w:hint="cs"/>
+              </w:rPr>
+              <w:t>Низкая</w:t>
+            </w:r>
+            <w:r>
+              <w:t xml:space="preserve"> </w:t>
+            </w:r>
+            <w:r>
+              <w:rPr>
+                <w:rFonts w:hint="cs"/>
+              </w:rPr>
+              <w:t>для</w:t>
+            </w:r>
+            <w:r>
+              <w:t xml:space="preserve"> MVP</w:t>
+            </w:r>
+          </w:p>
+        </w:tc>
+        <w:tc>
+          <w:tcPr>
+            <w:tcW w:w="2126" w:type="dxa"/>
+          </w:tcPr>
+          <w:p>
+            <w:r>
+              <w:rPr>
+                <w:rFonts w:hint="cs"/>
+              </w:rPr>
+              <w:t>Низкое</w:t>
+            </w:r>
+          </w:p>
+        </w:tc>
+        <w:tc>
+          <w:tcPr>
+            <w:tcW w:w="2829" w:type="dxa"/>
+          </w:tcPr>
+          <w:p>
+            <w:r>
+              <w:rPr>
+                <w:rFonts w:hint="cs"/>
+              </w:rPr>
+              <w:t>Не</w:t>
+            </w:r>
+            <w:r>
+              <w:t xml:space="preserve"> </w:t>
+            </w:r>
+            <w:r>
+              <w:rPr>
+                <w:rFonts w:hint="cs"/>
+              </w:rPr>
+              <w:t>хранить</w:t>
+            </w:r>
+            <w:r>
+              <w:t xml:space="preserve"> </w:t>
+            </w:r>
+            <w:r>
+              <w:rPr>
+                <w:rFonts w:hint="cs"/>
+              </w:rPr>
+              <w:t>все</w:t>
+            </w:r>
+            <w:r>
+              <w:t xml:space="preserve"> </w:t>
+            </w:r>
+            <w:r>
+              <w:rPr>
+                <w:rFonts w:hint="cs"/>
+              </w:rPr>
+              <w:t>фото</w:t>
+            </w:r>
+            <w:r>
+              <w:t xml:space="preserve"> </w:t>
+            </w:r>
+            <w:r>
+              <w:rPr>
+                <w:rFonts w:hint="cs"/>
+              </w:rPr>
+              <w:t>на</w:t>
+            </w:r>
+            <w:r>
+              <w:t xml:space="preserve"> </w:t>
+            </w:r>
+            <w:r>
+              <w:rPr>
+                <w:rFonts w:hint="cs"/>
+              </w:rPr>
+              <w:t>сервере</w:t>
+            </w:r>
+            <w:r>
+              <w:t xml:space="preserve">; </w:t>
+            </w:r>
+            <w:r>
+              <w:rPr>
+                <w:rFonts w:hint="cs"/>
+              </w:rPr>
+              <w:t>хранить</w:t>
+            </w:r>
+            <w:r>
+              <w:t xml:space="preserve"> </w:t>
+            </w:r>
+            <w:r>
+              <w:rPr>
+                <w:rFonts w:hint="cs"/>
+              </w:rPr>
+              <w:t>метаданные</w:t>
+            </w:r>
+            <w:r>
+              <w:t xml:space="preserve">, </w:t>
+            </w:r>
+            <w:r>
+              <w:rPr>
+                <w:rFonts w:hint="cs"/>
+              </w:rPr>
+              <w:t>фото</w:t>
+            </w:r>
+            <w:r>
+              <w:t xml:space="preserve"> </w:t>
+            </w:r>
+            <w:r>
+              <w:rPr>
+                <w:rFonts w:hint="cs"/>
+              </w:rPr>
+              <w:t>—</w:t>
+            </w:r>
+            <w:r>
+              <w:t xml:space="preserve"> </w:t>
+            </w:r>
+            <w:r>
+              <w:rPr>
+                <w:rFonts w:hint="cs"/>
+              </w:rPr>
+              <w:t>локально</w:t>
+            </w:r>
+            <w:r>
+              <w:t>.</w:t>
+            </w:r>
+          </w:p>
+        </w:tc>
+      </w:tr>
+      <w:tr>
+        <w:tc>
+          <w:tcPr>
+            <w:tcW w:w="2336" w:type="dxa"/>
+          </w:tcPr>
+          <w:p>
+            <w:r>
+              <w:rPr>
+                <w:rFonts w:hint="cs"/>
+              </w:rPr>
+              <w:t>Задержка</w:t>
+            </w:r>
+            <w:r>
+              <w:t xml:space="preserve"> </w:t>
+            </w:r>
+            <w:r>
+              <w:rPr>
+                <w:rFonts w:hint="cs"/>
+              </w:rPr>
+              <w:t>ответа</w:t>
+            </w:r>
+            <w:r>
+              <w:t xml:space="preserve"> </w:t>
+            </w:r>
+            <w:proofErr w:type="spellStart"/>
+            <w:proofErr w:type="gramStart"/>
+            <w:r>
+              <w:t>Gemini</w:t>
+            </w:r>
+            <w:proofErr w:type="spellEnd"/>
+            <w:r>
+              <w:t xml:space="preserve"> &gt;</w:t>
+            </w:r>
+            <w:proofErr w:type="gramEnd"/>
+            <w:r>
+              <w:t xml:space="preserve"> 5 </w:t>
+            </w:r>
+            <w:r>
+              <w:rPr>
+                <w:rFonts w:hint="cs"/>
+              </w:rPr>
+              <w:t>с</w:t>
+            </w:r>
+          </w:p>
+        </w:tc>
+        <w:tc>
+          <w:tcPr>
+            <w:tcW w:w="2054" w:type="dxa"/>
+          </w:tcPr>
+          <w:p>
+            <w:r>
+              <w:rPr>
+                <w:rFonts w:hint="cs"/>
+              </w:rPr>
+              <w:t>Средняя</w:t>
+            </w:r>
+          </w:p>
+        </w:tc>
+        <w:tc>
+          <w:tcPr>
+            <w:tcW w:w="2126" w:type="dxa"/>
+          </w:tcPr>
+          <w:p>
+            <w:r>
+              <w:rPr>
+                <w:rFonts w:hint="cs"/>
+              </w:rPr>
+              <w:t>Среднее</w:t>
+            </w:r>
+          </w:p>
+        </w:tc>
+        <w:tc>
+          <w:tcPr>
+            <w:tcW w:w="2829" w:type="dxa"/>
+          </w:tcPr>
+          <w:p>
+            <w:r>
+              <w:rPr>
+                <w:rFonts w:hint="cs"/>
+              </w:rPr>
+              <w:t>Индикатор</w:t>
+            </w:r>
+            <w:r>
+              <w:t xml:space="preserve"> </w:t>
+            </w:r>
+            <w:r>
+              <w:rPr>
+                <w:rFonts w:hint="cs"/>
+              </w:rPr>
+              <w:t>загрузки</w:t>
+            </w:r>
+            <w:r>
+              <w:t xml:space="preserve">; </w:t>
+            </w:r>
+            <w:r>
+              <w:rPr>
+                <w:rFonts w:hint="cs"/>
+              </w:rPr>
+              <w:t>сжатие</w:t>
+            </w:r>
+            <w:r>
+              <w:t xml:space="preserve"> </w:t>
+            </w:r>
+            <w:r>
+              <w:rPr>
+                <w:rFonts w:hint="cs"/>
+              </w:rPr>
+              <w:t>фото</w:t>
+            </w:r>
+            <w:r>
+              <w:t xml:space="preserve">; Flash-Lite </w:t>
+            </w:r>
+            <w:r>
+              <w:rPr>
+                <w:rFonts w:hint="cs"/>
+              </w:rPr>
+              <w:t>вместо</w:t>
+            </w:r>
+            <w:r>
+              <w:t xml:space="preserve"> Pro.</w:t>
+            </w:r>
+          </w:p>
+        </w:tc>
+      </w:tr>
+      <w:tr>
+        <w:tc>
+          <w:tcPr>
+            <w:tcW w:w="2336" w:type="dxa"/>
+          </w:tcPr>
+          <w:p>
+            <w:r>
+              <w:rPr>
+                <w:rFonts w:hint="cs"/>
+              </w:rPr>
+              <w:t>Потеря</w:t>
+            </w:r>
+            <w:r>
+              <w:t xml:space="preserve"> </w:t>
+            </w:r>
+            <w:r>
+              <w:rPr>
+                <w:rFonts w:hint="cs"/>
+              </w:rPr>
+              <w:t>стрика</w:t>
+            </w:r>
+            <w:r>
+              <w:t xml:space="preserve"> </w:t>
+            </w:r>
+            <w:r>
+              <w:rPr>
+                <w:rFonts w:hint="cs"/>
+              </w:rPr>
+              <w:t>из</w:t>
+            </w:r>
+            <w:r>
+              <w:t>-</w:t>
+            </w:r>
+            <w:r>
+              <w:rPr>
+                <w:rFonts w:hint="cs"/>
+              </w:rPr>
+              <w:t>за</w:t>
+            </w:r>
+            <w:r>
+              <w:t xml:space="preserve"> </w:t>
+            </w:r>
+            <w:r>
+              <w:rPr>
+                <w:rFonts w:hint="cs"/>
+              </w:rPr>
+              <w:t>часовых</w:t>
+            </w:r>
+            <w:r>
+              <w:t xml:space="preserve"> </w:t>
+            </w:r>
+            <w:r>
+              <w:rPr>
+                <w:rFonts w:hint="cs"/>
+              </w:rPr>
+              <w:t>поясов</w:t>
+            </w:r>
+          </w:p>
+        </w:tc>
+        <w:tc>
+          <w:tcPr>
+            <w:tcW w:w="2054" w:type="dxa"/>
+          </w:tcPr>
+          <w:p>
+            <w:r>
+              <w:rPr>
+                <w:rFonts w:hint="cs"/>
+              </w:rPr>
+              <w:t>Средняя</w:t>
+            </w:r>
+          </w:p>
+        </w:tc>
+        <w:tc>
+          <w:tcPr>
+            <w:tcW w:w="2126" w:type="dxa"/>
+          </w:tcPr>
+          <w:p>
+            <w:r>
+              <w:rPr>
+                <w:rFonts w:hint="cs"/>
+              </w:rPr>
+              <w:t>Высокое</w:t>
+            </w:r>
+          </w:p>
+        </w:tc>
+        <w:tc>
+          <w:tcPr>
+            <w:tcW w:w="2829" w:type="dxa"/>
+          </w:tcPr>
+          <w:p>
+            <w:r>
+              <w:rPr>
+                <w:rFonts w:hint="cs"/>
+              </w:rPr>
+              <w:t>День</w:t>
+            </w:r>
+            <w:r>
+              <w:t xml:space="preserve"> </w:t>
+            </w:r>
+            <w:r>
+              <w:rPr>
+                <w:rFonts w:hint="cs"/>
+              </w:rPr>
+              <w:t>определяется</w:t>
+            </w:r>
+            <w:r>
+              <w:t xml:space="preserve"> </w:t>
+            </w:r>
+            <w:r>
+              <w:rPr>
+                <w:rFonts w:hint="cs"/>
+              </w:rPr>
+              <w:t>по</w:t>
+            </w:r>
+            <w:r>
+              <w:t xml:space="preserve"> </w:t>
+            </w:r>
+            <w:r>
+              <w:rPr>
+                <w:rFonts w:hint="cs"/>
+              </w:rPr>
+              <w:t>локальному</w:t>
+            </w:r>
+            <w:r>
+              <w:t xml:space="preserve"> </w:t>
+            </w:r>
+            <w:r>
+              <w:rPr>
+                <w:rFonts w:hint="cs"/>
+              </w:rPr>
+              <w:t>времени</w:t>
+            </w:r>
+            <w:r>
+              <w:t xml:space="preserve"> </w:t>
+            </w:r>
+            <w:r>
+              <w:rPr>
+                <w:rFonts w:hint="cs"/>
+              </w:rPr>
+              <w:t>устройства</w:t>
+            </w:r>
+            <w:r>
+              <w:t>.</w:t>
+            </w:r>
+          </w:p>
+        </w:tc>
+      </w:tr>
+      <w:tr>
+        <w:tc>
+          <w:tcPr>
+            <w:tcW w:w="2336" w:type="dxa"/>
+          </w:tcPr>
+          <w:p>
+            <w:r>
+              <w:lastRenderedPageBreak/>
+              <w:t>Слив</w:t>
+            </w:r>
+            <w:r>
+              <w:t xml:space="preserve"> API-</w:t>
+            </w:r>
+            <w:r>
+              <w:rPr>
+                <w:rFonts w:hint="cs"/>
+              </w:rPr>
+              <w:t>ключа</w:t>
+            </w:r>
+          </w:p>
+        </w:tc>
+        <w:tc>
+          <w:tcPr>
+            <w:tcW w:w="2054" w:type="dxa"/>
+          </w:tcPr>
+          <w:p>
+            <w:r>
+              <w:rPr>
+                <w:rFonts w:hint="cs"/>
+              </w:rPr>
+              <w:t>Низкая</w:t>
+            </w:r>
+            <w:r>
+              <w:t xml:space="preserve"> </w:t>
+            </w:r>
+            <w:r>
+              <w:rPr>
+                <w:rFonts w:hint="cs"/>
+              </w:rPr>
+              <w:t>при</w:t>
+            </w:r>
+            <w:r>
+              <w:t xml:space="preserve"> </w:t>
+            </w:r>
+            <w:r>
+              <w:rPr>
+                <w:rFonts w:hint="cs"/>
+              </w:rPr>
+              <w:t>прокси</w:t>
+            </w:r>
+          </w:p>
+        </w:tc>
+        <w:tc>
+          <w:tcPr>
+            <w:tcW w:w="2126" w:type="dxa"/>
+          </w:tcPr>
+          <w:p>
+            <w:r>
+              <w:rPr>
+                <w:rFonts w:hint="cs"/>
+              </w:rPr>
+              <w:t>Высокое</w:t>
+            </w:r>
+          </w:p>
+        </w:tc>
+        <w:tc>
+          <w:tcPr>
+            <w:tcW w:w="2829" w:type="dxa"/>
+          </w:tcPr>
+          <w:p>
+            <w:r>
+              <w:rPr>
+                <w:rFonts w:hint="cs"/>
+              </w:rPr>
+              <w:t>Ключ</w:t>
+            </w:r>
+            <w:r>
+              <w:t xml:space="preserve"> </w:t>
+            </w:r>
+            <w:r>
+              <w:rPr>
+                <w:rFonts w:hint="cs"/>
+              </w:rPr>
+              <w:t>только</w:t>
+            </w:r>
+            <w:r>
+              <w:t xml:space="preserve"> </w:t>
+            </w:r>
+            <w:r>
+              <w:rPr>
+                <w:rFonts w:hint="cs"/>
+              </w:rPr>
+              <w:t>в</w:t>
+            </w:r>
+            <w:r>
+              <w:t xml:space="preserve"> Edge </w:t>
+            </w:r>
+            <w:proofErr w:type="spellStart"/>
+            <w:r>
+              <w:t>Function</w:t>
+            </w:r>
+            <w:proofErr w:type="spellEnd"/>
+            <w:r>
+              <w:t xml:space="preserve">; </w:t>
+            </w:r>
+            <w:r>
+              <w:rPr>
+                <w:rFonts w:hint="cs"/>
+              </w:rPr>
+              <w:t>клиент</w:t>
+            </w:r>
+            <w:r>
+              <w:t xml:space="preserve"> </w:t>
+            </w:r>
+            <w:r>
+              <w:rPr>
+                <w:rFonts w:hint="cs"/>
+              </w:rPr>
+              <w:t>не</w:t>
+            </w:r>
+            <w:r>
+              <w:t xml:space="preserve"> </w:t>
+            </w:r>
+            <w:r>
+              <w:rPr>
+                <w:rFonts w:hint="cs"/>
+              </w:rPr>
+              <w:t>содержит</w:t>
+            </w:r>
+            <w:r>
+              <w:t xml:space="preserve"> </w:t>
+            </w:r>
+            <w:r>
+              <w:rPr>
+                <w:rFonts w:hint="cs"/>
+              </w:rPr>
+              <w:t>секретов</w:t>
+            </w:r>
+            <w:r>
+              <w:t>.</w:t>
+            </w:r>
+          </w:p>
+        </w:tc>
+      </w:tr>
+    </w:tbl>
     <w:p>
       <w:pPr>
         <w:rPr>
